--- a/student-guide/docs/Student_Guide.docx
+++ b/student-guide/docs/Student_Guide.docx
@@ -45,19 +45,19 @@
         <w:pStyle w:val="Date"/>
       </w:pPr>
       <w:r>
-        <w:t xml:space="preserve">May</w:t>
-      </w:r>
-      <w:r>
-        <w:t xml:space="preserve"> </w:t>
-      </w:r>
-      <w:r>
-        <w:t xml:space="preserve">06,</w:t>
-      </w:r>
-      <w:r>
-        <w:t xml:space="preserve"> </w:t>
-      </w:r>
-      <w:r>
-        <w:t xml:space="preserve">2025</w:t>
+        <w:t xml:space="preserve">February</w:t>
+      </w:r>
+      <w:r>
+        <w:t xml:space="preserve"> </w:t>
+      </w:r>
+      <w:r>
+        <w:t xml:space="preserve">09,</w:t>
+      </w:r>
+      <w:r>
+        <w:t xml:space="preserve"> </w:t>
+      </w:r>
+      <w:r>
+        <w:t xml:space="preserve">2026</w:t>
       </w:r>
     </w:p>
     <w:sdt>
@@ -1256,7 +1256,7 @@
         <w:rPr>
           <w:rStyle w:val="VerbatimChar"/>
         </w:rPr>
-        <w:t xml:space="preserve">##  date     2025-05-06</w:t>
+        <w:t xml:space="preserve">##  date     2026-02-09</w:t>
       </w:r>
       <w:r>
         <w:br/>
@@ -1301,7 +1301,7 @@
         <w:rPr>
           <w:rStyle w:val="VerbatimChar"/>
         </w:rPr>
-        <w:t xml:space="preserve">##  bookdown      0.41    2024-10-16 [1] CRAN (R 4.3.2)</w:t>
+        <w:t xml:space="preserve">##  bookdown      0.46    2025-12-05 [1] CRAN (R 4.3.2)</w:t>
       </w:r>
       <w:r>
         <w:br/>
@@ -1319,7 +1319,7 @@
         <w:rPr>
           <w:rStyle w:val="VerbatimChar"/>
         </w:rPr>
-        <w:t xml:space="preserve">##  cli           3.6.2   2023-12-11 [1] RSPM (R 4.3.0)</w:t>
+        <w:t xml:space="preserve">##  cli           3.6.5   2025-04-23 [1] CRAN (R 4.3.2)</w:t>
       </w:r>
       <w:r>
         <w:br/>
@@ -1355,7 +1355,7 @@
         <w:rPr>
           <w:rStyle w:val="VerbatimChar"/>
         </w:rPr>
-        <w:t xml:space="preserve">##  evaluate      0.23    2023-11-01 [1] RSPM (R 4.3.0)</w:t>
+        <w:t xml:space="preserve">##  evaluate      1.0.5   2025-08-27 [1] CRAN (R 4.3.2)</w:t>
       </w:r>
       <w:r>
         <w:br/>
@@ -1418,7 +1418,7 @@
         <w:rPr>
           <w:rStyle w:val="VerbatimChar"/>
         </w:rPr>
-        <w:t xml:space="preserve">##  knitr         1.48    2024-07-07 [1] CRAN (R 4.3.2)</w:t>
+        <w:t xml:space="preserve">##  knitr         1.50    2025-03-16 [1] CRAN (R 4.3.2)</w:t>
       </w:r>
       <w:r>
         <w:br/>
@@ -1490,7 +1490,7 @@
         <w:rPr>
           <w:rStyle w:val="VerbatimChar"/>
         </w:rPr>
-        <w:t xml:space="preserve">##  pkgload       1.3.4   2024-01-16 [1] RSPM (R 4.3.0)</w:t>
+        <w:t xml:space="preserve">##  pkgload       1.4.1   2025-09-23 [1] CRAN (R 4.3.2)</w:t>
       </w:r>
       <w:r>
         <w:br/>
@@ -1526,7 +1526,7 @@
         <w:rPr>
           <w:rStyle w:val="VerbatimChar"/>
         </w:rPr>
-        <w:t xml:space="preserve">##  R6            2.5.1   2021-08-19 [1] RSPM (R 4.3.0)</w:t>
+        <w:t xml:space="preserve">##  R6            2.6.1   2025-02-15 [1] CRAN (R 4.3.2)</w:t>
       </w:r>
       <w:r>
         <w:br/>
@@ -1553,7 +1553,7 @@
         <w:rPr>
           <w:rStyle w:val="VerbatimChar"/>
         </w:rPr>
-        <w:t xml:space="preserve">##  rlang         1.1.4   2024-06-04 [1] CRAN (R 4.3.2)</w:t>
+        <w:t xml:space="preserve">##  rlang         1.1.6   2025-04-11 [1] CRAN (R 4.3.2)</w:t>
       </w:r>
       <w:r>
         <w:br/>
@@ -1634,7 +1634,7 @@
         <w:rPr>
           <w:rStyle w:val="VerbatimChar"/>
         </w:rPr>
-        <w:t xml:space="preserve">##  xfun          0.48    2024-10-03 [1] CRAN (R 4.3.2)</w:t>
+        <w:t xml:space="preserve">##  xfun          0.55    2025-12-16 [1] CRAN (R 4.3.2)</w:t>
       </w:r>
       <w:r>
         <w:br/>
@@ -1652,7 +1652,7 @@
         <w:rPr>
           <w:rStyle w:val="VerbatimChar"/>
         </w:rPr>
-        <w:t xml:space="preserve">##  yaml          2.3.8   2023-12-11 [1] RSPM (R 4.3.0)</w:t>
+        <w:t xml:space="preserve">##  yaml          2.3.12  2025-12-10 [1] CRAN (R 4.3.2)</w:t>
       </w:r>
       <w:r>
         <w:br/>
